--- a/Maven/Maven Notes.docx
+++ b/Maven/Maven Notes.docx
@@ -8495,6 +8495,8 @@
         <w:rPr>
           <w:b/>
           <w:bCs/>
+          <w:i/>
+          <w:iCs/>
           <w:szCs w:val="24"/>
         </w:rPr>
       </w:pPr>
@@ -19304,6 +19306,1327 @@
         </w:rPr>
       </w:pPr>
     </w:p>
+    <w:tbl>
+      <w:tblPr>
+        <w:tblW w:w="0" w:type="auto"/>
+        <w:tblCellSpacing w:w="15" w:type="dxa"/>
+        <w:tblBorders>
+          <w:top w:val="single" w:sz="4" w:space="0" w:color="auto"/>
+          <w:left w:val="single" w:sz="4" w:space="0" w:color="auto"/>
+          <w:bottom w:val="single" w:sz="4" w:space="0" w:color="auto"/>
+          <w:right w:val="single" w:sz="4" w:space="0" w:color="auto"/>
+          <w:insideH w:val="single" w:sz="4" w:space="0" w:color="auto"/>
+          <w:insideV w:val="single" w:sz="4" w:space="0" w:color="auto"/>
+        </w:tblBorders>
+        <w:tblCellMar>
+          <w:top w:w="15" w:type="dxa"/>
+          <w:left w:w="15" w:type="dxa"/>
+          <w:bottom w:w="15" w:type="dxa"/>
+          <w:right w:w="15" w:type="dxa"/>
+        </w:tblCellMar>
+        <w:tblLook w:val="04A0" w:firstRow="1" w:lastRow="0" w:firstColumn="1" w:lastColumn="0" w:noHBand="0" w:noVBand="1"/>
+      </w:tblPr>
+      <w:tblGrid>
+        <w:gridCol w:w="1547"/>
+        <w:gridCol w:w="2199"/>
+        <w:gridCol w:w="1818"/>
+        <w:gridCol w:w="1394"/>
+        <w:gridCol w:w="2058"/>
+      </w:tblGrid>
+      <w:tr>
+        <w:trPr>
+          <w:tblHeader/>
+          <w:tblCellSpacing w:w="15" w:type="dxa"/>
+        </w:trPr>
+        <w:tc>
+          <w:tcPr>
+            <w:tcW w:w="0" w:type="auto"/>
+            <w:vAlign w:val="center"/>
+            <w:hideMark/>
+          </w:tcPr>
+          <w:p>
+            <w:pPr>
+              <w:tabs>
+                <w:tab w:val="left" w:pos="5127"/>
+              </w:tabs>
+              <w:rPr>
+                <w:b/>
+                <w:bCs/>
+                <w:szCs w:val="24"/>
+              </w:rPr>
+            </w:pPr>
+            <w:r>
+              <w:rPr>
+                <w:b/>
+                <w:bCs/>
+                <w:szCs w:val="24"/>
+              </w:rPr>
+              <w:t>Command</w:t>
+            </w:r>
+          </w:p>
+        </w:tc>
+        <w:tc>
+          <w:tcPr>
+            <w:tcW w:w="0" w:type="auto"/>
+            <w:vAlign w:val="center"/>
+            <w:hideMark/>
+          </w:tcPr>
+          <w:p>
+            <w:pPr>
+              <w:tabs>
+                <w:tab w:val="left" w:pos="5127"/>
+              </w:tabs>
+              <w:rPr>
+                <w:b/>
+                <w:bCs/>
+                <w:szCs w:val="24"/>
+              </w:rPr>
+            </w:pPr>
+            <w:r>
+              <w:rPr>
+                <w:b/>
+                <w:bCs/>
+                <w:szCs w:val="24"/>
+              </w:rPr>
+              <w:t>Lifecycle Phase / Direct Goal</w:t>
+            </w:r>
+          </w:p>
+        </w:tc>
+        <w:tc>
+          <w:tcPr>
+            <w:tcW w:w="0" w:type="auto"/>
+            <w:vAlign w:val="center"/>
+            <w:hideMark/>
+          </w:tcPr>
+          <w:p>
+            <w:pPr>
+              <w:tabs>
+                <w:tab w:val="left" w:pos="5127"/>
+              </w:tabs>
+              <w:rPr>
+                <w:b/>
+                <w:bCs/>
+                <w:szCs w:val="24"/>
+              </w:rPr>
+            </w:pPr>
+            <w:r>
+              <w:rPr>
+                <w:b/>
+                <w:bCs/>
+                <w:szCs w:val="24"/>
+              </w:rPr>
+              <w:t>Plugin</w:t>
+            </w:r>
+          </w:p>
+        </w:tc>
+        <w:tc>
+          <w:tcPr>
+            <w:tcW w:w="0" w:type="auto"/>
+            <w:vAlign w:val="center"/>
+            <w:hideMark/>
+          </w:tcPr>
+          <w:p>
+            <w:pPr>
+              <w:tabs>
+                <w:tab w:val="left" w:pos="5127"/>
+              </w:tabs>
+              <w:rPr>
+                <w:b/>
+                <w:bCs/>
+                <w:szCs w:val="24"/>
+              </w:rPr>
+            </w:pPr>
+            <w:r>
+              <w:rPr>
+                <w:b/>
+                <w:bCs/>
+                <w:szCs w:val="24"/>
+              </w:rPr>
+              <w:t>Goal Executed</w:t>
+            </w:r>
+          </w:p>
+        </w:tc>
+        <w:tc>
+          <w:tcPr>
+            <w:tcW w:w="0" w:type="auto"/>
+            <w:vAlign w:val="center"/>
+            <w:hideMark/>
+          </w:tcPr>
+          <w:p>
+            <w:pPr>
+              <w:tabs>
+                <w:tab w:val="left" w:pos="5127"/>
+              </w:tabs>
+              <w:rPr>
+                <w:b/>
+                <w:bCs/>
+                <w:szCs w:val="24"/>
+              </w:rPr>
+            </w:pPr>
+            <w:r>
+              <w:rPr>
+                <w:b/>
+                <w:bCs/>
+                <w:szCs w:val="24"/>
+              </w:rPr>
+              <w:t>What It Does</w:t>
+            </w:r>
+          </w:p>
+        </w:tc>
+      </w:tr>
+      <w:tr>
+        <w:trPr>
+          <w:tblCellSpacing w:w="15" w:type="dxa"/>
+        </w:trPr>
+        <w:tc>
+          <w:tcPr>
+            <w:tcW w:w="0" w:type="auto"/>
+            <w:vAlign w:val="center"/>
+            <w:hideMark/>
+          </w:tcPr>
+          <w:p>
+            <w:pPr>
+              <w:tabs>
+                <w:tab w:val="left" w:pos="5127"/>
+              </w:tabs>
+              <w:rPr>
+                <w:szCs w:val="24"/>
+              </w:rPr>
+            </w:pPr>
+            <w:proofErr w:type="spellStart"/>
+            <w:r>
+              <w:rPr>
+                <w:szCs w:val="24"/>
+              </w:rPr>
+              <w:t>mvn</w:t>
+            </w:r>
+            <w:proofErr w:type="spellEnd"/>
+            <w:r>
+              <w:rPr>
+                <w:szCs w:val="24"/>
+              </w:rPr>
+              <w:t xml:space="preserve"> clean</w:t>
+            </w:r>
+          </w:p>
+        </w:tc>
+        <w:tc>
+          <w:tcPr>
+            <w:tcW w:w="0" w:type="auto"/>
+            <w:vAlign w:val="center"/>
+            <w:hideMark/>
+          </w:tcPr>
+          <w:p>
+            <w:pPr>
+              <w:tabs>
+                <w:tab w:val="left" w:pos="5127"/>
+              </w:tabs>
+              <w:rPr>
+                <w:szCs w:val="24"/>
+              </w:rPr>
+            </w:pPr>
+            <w:r>
+              <w:rPr>
+                <w:szCs w:val="24"/>
+              </w:rPr>
+              <w:t>clean (phase)</w:t>
+            </w:r>
+          </w:p>
+        </w:tc>
+        <w:tc>
+          <w:tcPr>
+            <w:tcW w:w="0" w:type="auto"/>
+            <w:vAlign w:val="center"/>
+            <w:hideMark/>
+          </w:tcPr>
+          <w:p>
+            <w:pPr>
+              <w:tabs>
+                <w:tab w:val="left" w:pos="5127"/>
+              </w:tabs>
+              <w:rPr>
+                <w:szCs w:val="24"/>
+              </w:rPr>
+            </w:pPr>
+            <w:r>
+              <w:rPr>
+                <w:szCs w:val="24"/>
+              </w:rPr>
+              <w:t>maven-clean-plugin</w:t>
+            </w:r>
+          </w:p>
+        </w:tc>
+        <w:tc>
+          <w:tcPr>
+            <w:tcW w:w="0" w:type="auto"/>
+            <w:vAlign w:val="center"/>
+            <w:hideMark/>
+          </w:tcPr>
+          <w:p>
+            <w:pPr>
+              <w:tabs>
+                <w:tab w:val="left" w:pos="5127"/>
+              </w:tabs>
+              <w:rPr>
+                <w:szCs w:val="24"/>
+              </w:rPr>
+            </w:pPr>
+            <w:r>
+              <w:rPr>
+                <w:szCs w:val="24"/>
+              </w:rPr>
+              <w:t>clean</w:t>
+            </w:r>
+          </w:p>
+        </w:tc>
+        <w:tc>
+          <w:tcPr>
+            <w:tcW w:w="0" w:type="auto"/>
+            <w:vAlign w:val="center"/>
+            <w:hideMark/>
+          </w:tcPr>
+          <w:p>
+            <w:pPr>
+              <w:tabs>
+                <w:tab w:val="left" w:pos="5127"/>
+              </w:tabs>
+              <w:rPr>
+                <w:szCs w:val="24"/>
+              </w:rPr>
+            </w:pPr>
+            <w:r>
+              <w:rPr>
+                <w:szCs w:val="24"/>
+              </w:rPr>
+              <w:t>Deletes target/ folder</w:t>
+            </w:r>
+          </w:p>
+        </w:tc>
+      </w:tr>
+      <w:tr>
+        <w:trPr>
+          <w:tblCellSpacing w:w="15" w:type="dxa"/>
+        </w:trPr>
+        <w:tc>
+          <w:tcPr>
+            <w:tcW w:w="0" w:type="auto"/>
+            <w:vAlign w:val="center"/>
+            <w:hideMark/>
+          </w:tcPr>
+          <w:p>
+            <w:pPr>
+              <w:tabs>
+                <w:tab w:val="left" w:pos="5127"/>
+              </w:tabs>
+              <w:rPr>
+                <w:szCs w:val="24"/>
+              </w:rPr>
+            </w:pPr>
+            <w:proofErr w:type="spellStart"/>
+            <w:r>
+              <w:rPr>
+                <w:szCs w:val="24"/>
+              </w:rPr>
+              <w:t>mvn</w:t>
+            </w:r>
+            <w:proofErr w:type="spellEnd"/>
+            <w:r>
+              <w:rPr>
+                <w:szCs w:val="24"/>
+              </w:rPr>
+              <w:t xml:space="preserve"> compile</w:t>
+            </w:r>
+          </w:p>
+        </w:tc>
+        <w:tc>
+          <w:tcPr>
+            <w:tcW w:w="0" w:type="auto"/>
+            <w:vAlign w:val="center"/>
+            <w:hideMark/>
+          </w:tcPr>
+          <w:p>
+            <w:pPr>
+              <w:tabs>
+                <w:tab w:val="left" w:pos="5127"/>
+              </w:tabs>
+              <w:rPr>
+                <w:szCs w:val="24"/>
+              </w:rPr>
+            </w:pPr>
+            <w:r>
+              <w:rPr>
+                <w:szCs w:val="24"/>
+              </w:rPr>
+              <w:t>compile (phase)</w:t>
+            </w:r>
+          </w:p>
+        </w:tc>
+        <w:tc>
+          <w:tcPr>
+            <w:tcW w:w="0" w:type="auto"/>
+            <w:vAlign w:val="center"/>
+            <w:hideMark/>
+          </w:tcPr>
+          <w:p>
+            <w:pPr>
+              <w:tabs>
+                <w:tab w:val="left" w:pos="5127"/>
+              </w:tabs>
+              <w:rPr>
+                <w:szCs w:val="24"/>
+              </w:rPr>
+            </w:pPr>
+            <w:r>
+              <w:rPr>
+                <w:szCs w:val="24"/>
+              </w:rPr>
+              <w:t>maven-compiler-plugin</w:t>
+            </w:r>
+          </w:p>
+        </w:tc>
+        <w:tc>
+          <w:tcPr>
+            <w:tcW w:w="0" w:type="auto"/>
+            <w:vAlign w:val="center"/>
+            <w:hideMark/>
+          </w:tcPr>
+          <w:p>
+            <w:pPr>
+              <w:tabs>
+                <w:tab w:val="left" w:pos="5127"/>
+              </w:tabs>
+              <w:rPr>
+                <w:szCs w:val="24"/>
+              </w:rPr>
+            </w:pPr>
+            <w:r>
+              <w:rPr>
+                <w:szCs w:val="24"/>
+              </w:rPr>
+              <w:t>compile</w:t>
+            </w:r>
+          </w:p>
+        </w:tc>
+        <w:tc>
+          <w:tcPr>
+            <w:tcW w:w="0" w:type="auto"/>
+            <w:vAlign w:val="center"/>
+            <w:hideMark/>
+          </w:tcPr>
+          <w:p>
+            <w:pPr>
+              <w:tabs>
+                <w:tab w:val="left" w:pos="5127"/>
+              </w:tabs>
+              <w:rPr>
+                <w:szCs w:val="24"/>
+              </w:rPr>
+            </w:pPr>
+            <w:r>
+              <w:rPr>
+                <w:szCs w:val="24"/>
+              </w:rPr>
+              <w:t>Compiles source code</w:t>
+            </w:r>
+          </w:p>
+        </w:tc>
+      </w:tr>
+      <w:tr>
+        <w:trPr>
+          <w:tblCellSpacing w:w="15" w:type="dxa"/>
+        </w:trPr>
+        <w:tc>
+          <w:tcPr>
+            <w:tcW w:w="0" w:type="auto"/>
+            <w:vAlign w:val="center"/>
+            <w:hideMark/>
+          </w:tcPr>
+          <w:p>
+            <w:pPr>
+              <w:tabs>
+                <w:tab w:val="left" w:pos="5127"/>
+              </w:tabs>
+              <w:rPr>
+                <w:szCs w:val="24"/>
+              </w:rPr>
+            </w:pPr>
+            <w:proofErr w:type="spellStart"/>
+            <w:r>
+              <w:rPr>
+                <w:szCs w:val="24"/>
+              </w:rPr>
+              <w:t>mvn</w:t>
+            </w:r>
+            <w:proofErr w:type="spellEnd"/>
+            <w:r>
+              <w:rPr>
+                <w:szCs w:val="24"/>
+              </w:rPr>
+              <w:t xml:space="preserve"> test</w:t>
+            </w:r>
+          </w:p>
+        </w:tc>
+        <w:tc>
+          <w:tcPr>
+            <w:tcW w:w="0" w:type="auto"/>
+            <w:vAlign w:val="center"/>
+            <w:hideMark/>
+          </w:tcPr>
+          <w:p>
+            <w:pPr>
+              <w:tabs>
+                <w:tab w:val="left" w:pos="5127"/>
+              </w:tabs>
+              <w:rPr>
+                <w:szCs w:val="24"/>
+              </w:rPr>
+            </w:pPr>
+            <w:r>
+              <w:rPr>
+                <w:szCs w:val="24"/>
+              </w:rPr>
+              <w:t>test (phase)</w:t>
+            </w:r>
+          </w:p>
+        </w:tc>
+        <w:tc>
+          <w:tcPr>
+            <w:tcW w:w="0" w:type="auto"/>
+            <w:vAlign w:val="center"/>
+            <w:hideMark/>
+          </w:tcPr>
+          <w:p>
+            <w:pPr>
+              <w:tabs>
+                <w:tab w:val="left" w:pos="5127"/>
+              </w:tabs>
+              <w:rPr>
+                <w:szCs w:val="24"/>
+              </w:rPr>
+            </w:pPr>
+            <w:r>
+              <w:rPr>
+                <w:szCs w:val="24"/>
+              </w:rPr>
+              <w:t>maven-surefire-plugin</w:t>
+            </w:r>
+          </w:p>
+        </w:tc>
+        <w:tc>
+          <w:tcPr>
+            <w:tcW w:w="0" w:type="auto"/>
+            <w:vAlign w:val="center"/>
+            <w:hideMark/>
+          </w:tcPr>
+          <w:p>
+            <w:pPr>
+              <w:tabs>
+                <w:tab w:val="left" w:pos="5127"/>
+              </w:tabs>
+              <w:rPr>
+                <w:szCs w:val="24"/>
+              </w:rPr>
+            </w:pPr>
+            <w:r>
+              <w:rPr>
+                <w:szCs w:val="24"/>
+              </w:rPr>
+              <w:t>test</w:t>
+            </w:r>
+          </w:p>
+        </w:tc>
+        <w:tc>
+          <w:tcPr>
+            <w:tcW w:w="0" w:type="auto"/>
+            <w:vAlign w:val="center"/>
+            <w:hideMark/>
+          </w:tcPr>
+          <w:p>
+            <w:pPr>
+              <w:tabs>
+                <w:tab w:val="left" w:pos="5127"/>
+              </w:tabs>
+              <w:rPr>
+                <w:szCs w:val="24"/>
+              </w:rPr>
+            </w:pPr>
+            <w:r>
+              <w:rPr>
+                <w:szCs w:val="24"/>
+              </w:rPr>
+              <w:t>Runs unit tests</w:t>
+            </w:r>
+          </w:p>
+        </w:tc>
+      </w:tr>
+      <w:tr>
+        <w:trPr>
+          <w:tblCellSpacing w:w="15" w:type="dxa"/>
+        </w:trPr>
+        <w:tc>
+          <w:tcPr>
+            <w:tcW w:w="0" w:type="auto"/>
+            <w:vAlign w:val="center"/>
+            <w:hideMark/>
+          </w:tcPr>
+          <w:p>
+            <w:pPr>
+              <w:tabs>
+                <w:tab w:val="left" w:pos="5127"/>
+              </w:tabs>
+              <w:rPr>
+                <w:szCs w:val="24"/>
+              </w:rPr>
+            </w:pPr>
+            <w:proofErr w:type="spellStart"/>
+            <w:r>
+              <w:rPr>
+                <w:szCs w:val="24"/>
+              </w:rPr>
+              <w:t>mvn</w:t>
+            </w:r>
+            <w:proofErr w:type="spellEnd"/>
+            <w:r>
+              <w:rPr>
+                <w:szCs w:val="24"/>
+              </w:rPr>
+              <w:t xml:space="preserve"> package</w:t>
+            </w:r>
+          </w:p>
+        </w:tc>
+        <w:tc>
+          <w:tcPr>
+            <w:tcW w:w="0" w:type="auto"/>
+            <w:vAlign w:val="center"/>
+            <w:hideMark/>
+          </w:tcPr>
+          <w:p>
+            <w:pPr>
+              <w:tabs>
+                <w:tab w:val="left" w:pos="5127"/>
+              </w:tabs>
+              <w:rPr>
+                <w:szCs w:val="24"/>
+              </w:rPr>
+            </w:pPr>
+            <w:r>
+              <w:rPr>
+                <w:szCs w:val="24"/>
+              </w:rPr>
+              <w:t>package (phase)</w:t>
+            </w:r>
+          </w:p>
+        </w:tc>
+        <w:tc>
+          <w:tcPr>
+            <w:tcW w:w="0" w:type="auto"/>
+            <w:vAlign w:val="center"/>
+            <w:hideMark/>
+          </w:tcPr>
+          <w:p>
+            <w:pPr>
+              <w:tabs>
+                <w:tab w:val="left" w:pos="5127"/>
+              </w:tabs>
+              <w:rPr>
+                <w:szCs w:val="24"/>
+              </w:rPr>
+            </w:pPr>
+            <w:r>
+              <w:rPr>
+                <w:szCs w:val="24"/>
+              </w:rPr>
+              <w:t>maven-jar-plugin</w:t>
+            </w:r>
+          </w:p>
+        </w:tc>
+        <w:tc>
+          <w:tcPr>
+            <w:tcW w:w="0" w:type="auto"/>
+            <w:vAlign w:val="center"/>
+            <w:hideMark/>
+          </w:tcPr>
+          <w:p>
+            <w:pPr>
+              <w:tabs>
+                <w:tab w:val="left" w:pos="5127"/>
+              </w:tabs>
+              <w:rPr>
+                <w:szCs w:val="24"/>
+              </w:rPr>
+            </w:pPr>
+            <w:r>
+              <w:rPr>
+                <w:szCs w:val="24"/>
+              </w:rPr>
+              <w:t>jar</w:t>
+            </w:r>
+          </w:p>
+        </w:tc>
+        <w:tc>
+          <w:tcPr>
+            <w:tcW w:w="0" w:type="auto"/>
+            <w:vAlign w:val="center"/>
+            <w:hideMark/>
+          </w:tcPr>
+          <w:p>
+            <w:pPr>
+              <w:tabs>
+                <w:tab w:val="left" w:pos="5127"/>
+              </w:tabs>
+              <w:rPr>
+                <w:szCs w:val="24"/>
+              </w:rPr>
+            </w:pPr>
+            <w:r>
+              <w:rPr>
+                <w:szCs w:val="24"/>
+              </w:rPr>
+              <w:t>Creates .jar file</w:t>
+            </w:r>
+          </w:p>
+        </w:tc>
+      </w:tr>
+      <w:tr>
+        <w:trPr>
+          <w:tblCellSpacing w:w="15" w:type="dxa"/>
+        </w:trPr>
+        <w:tc>
+          <w:tcPr>
+            <w:tcW w:w="0" w:type="auto"/>
+            <w:vAlign w:val="center"/>
+            <w:hideMark/>
+          </w:tcPr>
+          <w:p>
+            <w:pPr>
+              <w:tabs>
+                <w:tab w:val="left" w:pos="5127"/>
+              </w:tabs>
+              <w:rPr>
+                <w:szCs w:val="24"/>
+              </w:rPr>
+            </w:pPr>
+            <w:proofErr w:type="spellStart"/>
+            <w:r>
+              <w:rPr>
+                <w:szCs w:val="24"/>
+              </w:rPr>
+              <w:t>mvn</w:t>
+            </w:r>
+            <w:proofErr w:type="spellEnd"/>
+            <w:r>
+              <w:rPr>
+                <w:szCs w:val="24"/>
+              </w:rPr>
+              <w:t xml:space="preserve"> install</w:t>
+            </w:r>
+          </w:p>
+        </w:tc>
+        <w:tc>
+          <w:tcPr>
+            <w:tcW w:w="0" w:type="auto"/>
+            <w:vAlign w:val="center"/>
+            <w:hideMark/>
+          </w:tcPr>
+          <w:p>
+            <w:pPr>
+              <w:tabs>
+                <w:tab w:val="left" w:pos="5127"/>
+              </w:tabs>
+              <w:rPr>
+                <w:szCs w:val="24"/>
+              </w:rPr>
+            </w:pPr>
+            <w:r>
+              <w:rPr>
+                <w:szCs w:val="24"/>
+              </w:rPr>
+              <w:t>install (phase)</w:t>
+            </w:r>
+          </w:p>
+        </w:tc>
+        <w:tc>
+          <w:tcPr>
+            <w:tcW w:w="0" w:type="auto"/>
+            <w:vAlign w:val="center"/>
+            <w:hideMark/>
+          </w:tcPr>
+          <w:p>
+            <w:pPr>
+              <w:tabs>
+                <w:tab w:val="left" w:pos="5127"/>
+              </w:tabs>
+              <w:rPr>
+                <w:szCs w:val="24"/>
+              </w:rPr>
+            </w:pPr>
+            <w:r>
+              <w:rPr>
+                <w:szCs w:val="24"/>
+              </w:rPr>
+              <w:t>maven-install-plugin</w:t>
+            </w:r>
+          </w:p>
+        </w:tc>
+        <w:tc>
+          <w:tcPr>
+            <w:tcW w:w="0" w:type="auto"/>
+            <w:vAlign w:val="center"/>
+            <w:hideMark/>
+          </w:tcPr>
+          <w:p>
+            <w:pPr>
+              <w:tabs>
+                <w:tab w:val="left" w:pos="5127"/>
+              </w:tabs>
+              <w:rPr>
+                <w:szCs w:val="24"/>
+              </w:rPr>
+            </w:pPr>
+            <w:r>
+              <w:rPr>
+                <w:szCs w:val="24"/>
+              </w:rPr>
+              <w:t>install</w:t>
+            </w:r>
+          </w:p>
+        </w:tc>
+        <w:tc>
+          <w:tcPr>
+            <w:tcW w:w="0" w:type="auto"/>
+            <w:vAlign w:val="center"/>
+            <w:hideMark/>
+          </w:tcPr>
+          <w:p>
+            <w:pPr>
+              <w:tabs>
+                <w:tab w:val="left" w:pos="5127"/>
+              </w:tabs>
+              <w:rPr>
+                <w:szCs w:val="24"/>
+              </w:rPr>
+            </w:pPr>
+            <w:r>
+              <w:rPr>
+                <w:szCs w:val="24"/>
+              </w:rPr>
+              <w:t>Installs to local repo</w:t>
+            </w:r>
+          </w:p>
+        </w:tc>
+      </w:tr>
+      <w:tr>
+        <w:trPr>
+          <w:tblCellSpacing w:w="15" w:type="dxa"/>
+        </w:trPr>
+        <w:tc>
+          <w:tcPr>
+            <w:tcW w:w="0" w:type="auto"/>
+            <w:vAlign w:val="center"/>
+            <w:hideMark/>
+          </w:tcPr>
+          <w:p>
+            <w:pPr>
+              <w:tabs>
+                <w:tab w:val="left" w:pos="5127"/>
+              </w:tabs>
+              <w:rPr>
+                <w:szCs w:val="24"/>
+              </w:rPr>
+            </w:pPr>
+            <w:proofErr w:type="spellStart"/>
+            <w:r>
+              <w:rPr>
+                <w:szCs w:val="24"/>
+              </w:rPr>
+              <w:t>mvn</w:t>
+            </w:r>
+            <w:proofErr w:type="spellEnd"/>
+            <w:r>
+              <w:rPr>
+                <w:szCs w:val="24"/>
+              </w:rPr>
+              <w:t xml:space="preserve"> deploy</w:t>
+            </w:r>
+          </w:p>
+        </w:tc>
+        <w:tc>
+          <w:tcPr>
+            <w:tcW w:w="0" w:type="auto"/>
+            <w:vAlign w:val="center"/>
+            <w:hideMark/>
+          </w:tcPr>
+          <w:p>
+            <w:pPr>
+              <w:tabs>
+                <w:tab w:val="left" w:pos="5127"/>
+              </w:tabs>
+              <w:rPr>
+                <w:szCs w:val="24"/>
+              </w:rPr>
+            </w:pPr>
+            <w:r>
+              <w:rPr>
+                <w:szCs w:val="24"/>
+              </w:rPr>
+              <w:t>deploy (phase)</w:t>
+            </w:r>
+          </w:p>
+        </w:tc>
+        <w:tc>
+          <w:tcPr>
+            <w:tcW w:w="0" w:type="auto"/>
+            <w:vAlign w:val="center"/>
+            <w:hideMark/>
+          </w:tcPr>
+          <w:p>
+            <w:pPr>
+              <w:tabs>
+                <w:tab w:val="left" w:pos="5127"/>
+              </w:tabs>
+              <w:rPr>
+                <w:szCs w:val="24"/>
+              </w:rPr>
+            </w:pPr>
+            <w:r>
+              <w:rPr>
+                <w:szCs w:val="24"/>
+              </w:rPr>
+              <w:t>maven-deploy-plugin</w:t>
+            </w:r>
+          </w:p>
+        </w:tc>
+        <w:tc>
+          <w:tcPr>
+            <w:tcW w:w="0" w:type="auto"/>
+            <w:vAlign w:val="center"/>
+            <w:hideMark/>
+          </w:tcPr>
+          <w:p>
+            <w:pPr>
+              <w:tabs>
+                <w:tab w:val="left" w:pos="5127"/>
+              </w:tabs>
+              <w:rPr>
+                <w:szCs w:val="24"/>
+              </w:rPr>
+            </w:pPr>
+            <w:r>
+              <w:rPr>
+                <w:szCs w:val="24"/>
+              </w:rPr>
+              <w:t>deploy</w:t>
+            </w:r>
+          </w:p>
+        </w:tc>
+        <w:tc>
+          <w:tcPr>
+            <w:tcW w:w="0" w:type="auto"/>
+            <w:vAlign w:val="center"/>
+            <w:hideMark/>
+          </w:tcPr>
+          <w:p>
+            <w:pPr>
+              <w:tabs>
+                <w:tab w:val="left" w:pos="5127"/>
+              </w:tabs>
+              <w:rPr>
+                <w:szCs w:val="24"/>
+              </w:rPr>
+            </w:pPr>
+            <w:r>
+              <w:rPr>
+                <w:szCs w:val="24"/>
+              </w:rPr>
+              <w:t>Uploads to remote repo</w:t>
+            </w:r>
+          </w:p>
+        </w:tc>
+      </w:tr>
+      <w:tr>
+        <w:trPr>
+          <w:tblCellSpacing w:w="15" w:type="dxa"/>
+        </w:trPr>
+        <w:tc>
+          <w:tcPr>
+            <w:tcW w:w="0" w:type="auto"/>
+            <w:vAlign w:val="center"/>
+            <w:hideMark/>
+          </w:tcPr>
+          <w:p>
+            <w:pPr>
+              <w:tabs>
+                <w:tab w:val="left" w:pos="5127"/>
+              </w:tabs>
+              <w:rPr>
+                <w:szCs w:val="24"/>
+              </w:rPr>
+            </w:pPr>
+            <w:proofErr w:type="spellStart"/>
+            <w:r>
+              <w:rPr>
+                <w:szCs w:val="24"/>
+              </w:rPr>
+              <w:t>mvn</w:t>
+            </w:r>
+            <w:proofErr w:type="spellEnd"/>
+            <w:r>
+              <w:rPr>
+                <w:szCs w:val="24"/>
+              </w:rPr>
+              <w:t xml:space="preserve"> validate</w:t>
+            </w:r>
+          </w:p>
+        </w:tc>
+        <w:tc>
+          <w:tcPr>
+            <w:tcW w:w="0" w:type="auto"/>
+            <w:vAlign w:val="center"/>
+            <w:hideMark/>
+          </w:tcPr>
+          <w:p>
+            <w:pPr>
+              <w:tabs>
+                <w:tab w:val="left" w:pos="5127"/>
+              </w:tabs>
+              <w:rPr>
+                <w:szCs w:val="24"/>
+              </w:rPr>
+            </w:pPr>
+            <w:r>
+              <w:rPr>
+                <w:szCs w:val="24"/>
+              </w:rPr>
+              <w:t>validate (phase)</w:t>
+            </w:r>
+          </w:p>
+        </w:tc>
+        <w:tc>
+          <w:tcPr>
+            <w:tcW w:w="0" w:type="auto"/>
+            <w:vAlign w:val="center"/>
+            <w:hideMark/>
+          </w:tcPr>
+          <w:p>
+            <w:pPr>
+              <w:tabs>
+                <w:tab w:val="left" w:pos="5127"/>
+              </w:tabs>
+              <w:rPr>
+                <w:szCs w:val="24"/>
+              </w:rPr>
+            </w:pPr>
+            <w:r>
+              <w:rPr>
+                <w:szCs w:val="24"/>
+              </w:rPr>
+              <w:t>—</w:t>
+            </w:r>
+          </w:p>
+        </w:tc>
+        <w:tc>
+          <w:tcPr>
+            <w:tcW w:w="0" w:type="auto"/>
+            <w:vAlign w:val="center"/>
+            <w:hideMark/>
+          </w:tcPr>
+          <w:p>
+            <w:pPr>
+              <w:tabs>
+                <w:tab w:val="left" w:pos="5127"/>
+              </w:tabs>
+              <w:rPr>
+                <w:szCs w:val="24"/>
+              </w:rPr>
+            </w:pPr>
+            <w:r>
+              <w:rPr>
+                <w:szCs w:val="24"/>
+              </w:rPr>
+              <w:t>—</w:t>
+            </w:r>
+          </w:p>
+        </w:tc>
+        <w:tc>
+          <w:tcPr>
+            <w:tcW w:w="0" w:type="auto"/>
+            <w:vAlign w:val="center"/>
+            <w:hideMark/>
+          </w:tcPr>
+          <w:p>
+            <w:pPr>
+              <w:tabs>
+                <w:tab w:val="left" w:pos="5127"/>
+              </w:tabs>
+              <w:rPr>
+                <w:szCs w:val="24"/>
+              </w:rPr>
+            </w:pPr>
+            <w:r>
+              <w:rPr>
+                <w:szCs w:val="24"/>
+              </w:rPr>
+              <w:t>Validates project structure</w:t>
+            </w:r>
+          </w:p>
+        </w:tc>
+      </w:tr>
+      <w:tr>
+        <w:trPr>
+          <w:tblCellSpacing w:w="15" w:type="dxa"/>
+        </w:trPr>
+        <w:tc>
+          <w:tcPr>
+            <w:tcW w:w="0" w:type="auto"/>
+            <w:vAlign w:val="center"/>
+            <w:hideMark/>
+          </w:tcPr>
+          <w:p>
+            <w:pPr>
+              <w:tabs>
+                <w:tab w:val="left" w:pos="5127"/>
+              </w:tabs>
+              <w:rPr>
+                <w:szCs w:val="24"/>
+              </w:rPr>
+            </w:pPr>
+            <w:proofErr w:type="spellStart"/>
+            <w:r>
+              <w:rPr>
+                <w:szCs w:val="24"/>
+              </w:rPr>
+              <w:t>mvn</w:t>
+            </w:r>
+            <w:proofErr w:type="spellEnd"/>
+            <w:r>
+              <w:rPr>
+                <w:szCs w:val="24"/>
+              </w:rPr>
+              <w:t xml:space="preserve"> verify</w:t>
+            </w:r>
+          </w:p>
+        </w:tc>
+        <w:tc>
+          <w:tcPr>
+            <w:tcW w:w="0" w:type="auto"/>
+            <w:vAlign w:val="center"/>
+            <w:hideMark/>
+          </w:tcPr>
+          <w:p>
+            <w:pPr>
+              <w:tabs>
+                <w:tab w:val="left" w:pos="5127"/>
+              </w:tabs>
+              <w:rPr>
+                <w:szCs w:val="24"/>
+              </w:rPr>
+            </w:pPr>
+            <w:r>
+              <w:rPr>
+                <w:szCs w:val="24"/>
+              </w:rPr>
+              <w:t>verify (phase)</w:t>
+            </w:r>
+          </w:p>
+        </w:tc>
+        <w:tc>
+          <w:tcPr>
+            <w:tcW w:w="0" w:type="auto"/>
+            <w:vAlign w:val="center"/>
+            <w:hideMark/>
+          </w:tcPr>
+          <w:p>
+            <w:pPr>
+              <w:tabs>
+                <w:tab w:val="left" w:pos="5127"/>
+              </w:tabs>
+              <w:rPr>
+                <w:szCs w:val="24"/>
+              </w:rPr>
+            </w:pPr>
+            <w:r>
+              <w:rPr>
+                <w:szCs w:val="24"/>
+              </w:rPr>
+              <w:t>—</w:t>
+            </w:r>
+          </w:p>
+        </w:tc>
+        <w:tc>
+          <w:tcPr>
+            <w:tcW w:w="0" w:type="auto"/>
+            <w:vAlign w:val="center"/>
+            <w:hideMark/>
+          </w:tcPr>
+          <w:p>
+            <w:pPr>
+              <w:tabs>
+                <w:tab w:val="left" w:pos="5127"/>
+              </w:tabs>
+              <w:rPr>
+                <w:szCs w:val="24"/>
+              </w:rPr>
+            </w:pPr>
+            <w:r>
+              <w:rPr>
+                <w:szCs w:val="24"/>
+              </w:rPr>
+              <w:t>—</w:t>
+            </w:r>
+          </w:p>
+        </w:tc>
+        <w:tc>
+          <w:tcPr>
+            <w:tcW w:w="0" w:type="auto"/>
+            <w:vAlign w:val="center"/>
+            <w:hideMark/>
+          </w:tcPr>
+          <w:p>
+            <w:pPr>
+              <w:tabs>
+                <w:tab w:val="left" w:pos="5127"/>
+              </w:tabs>
+              <w:rPr>
+                <w:szCs w:val="24"/>
+              </w:rPr>
+            </w:pPr>
+            <w:r>
+              <w:rPr>
+                <w:szCs w:val="24"/>
+              </w:rPr>
+              <w:t>Runs additional checks</w:t>
+            </w:r>
+          </w:p>
+        </w:tc>
+      </w:tr>
+      <w:tr>
+        <w:trPr>
+          <w:tblCellSpacing w:w="15" w:type="dxa"/>
+        </w:trPr>
+        <w:tc>
+          <w:tcPr>
+            <w:tcW w:w="0" w:type="auto"/>
+            <w:vAlign w:val="center"/>
+            <w:hideMark/>
+          </w:tcPr>
+          <w:p>
+            <w:pPr>
+              <w:tabs>
+                <w:tab w:val="left" w:pos="5127"/>
+              </w:tabs>
+              <w:rPr>
+                <w:szCs w:val="24"/>
+              </w:rPr>
+            </w:pPr>
+            <w:proofErr w:type="spellStart"/>
+            <w:r>
+              <w:rPr>
+                <w:szCs w:val="24"/>
+              </w:rPr>
+              <w:t>mvn</w:t>
+            </w:r>
+            <w:proofErr w:type="spellEnd"/>
+            <w:r>
+              <w:rPr>
+                <w:szCs w:val="24"/>
+              </w:rPr>
+              <w:t xml:space="preserve"> clean install</w:t>
+            </w:r>
+          </w:p>
+        </w:tc>
+        <w:tc>
+          <w:tcPr>
+            <w:tcW w:w="0" w:type="auto"/>
+            <w:vAlign w:val="center"/>
+            <w:hideMark/>
+          </w:tcPr>
+          <w:p>
+            <w:pPr>
+              <w:tabs>
+                <w:tab w:val="left" w:pos="5127"/>
+              </w:tabs>
+              <w:rPr>
+                <w:szCs w:val="24"/>
+              </w:rPr>
+            </w:pPr>
+            <w:r>
+              <w:rPr>
+                <w:szCs w:val="24"/>
+              </w:rPr>
+              <w:t>multiple phases</w:t>
+            </w:r>
+          </w:p>
+        </w:tc>
+        <w:tc>
+          <w:tcPr>
+            <w:tcW w:w="0" w:type="auto"/>
+            <w:vAlign w:val="center"/>
+            <w:hideMark/>
+          </w:tcPr>
+          <w:p>
+            <w:pPr>
+              <w:tabs>
+                <w:tab w:val="left" w:pos="5127"/>
+              </w:tabs>
+              <w:rPr>
+                <w:szCs w:val="24"/>
+              </w:rPr>
+            </w:pPr>
+            <w:r>
+              <w:rPr>
+                <w:szCs w:val="24"/>
+              </w:rPr>
+              <w:t>multiple plugins</w:t>
+            </w:r>
+          </w:p>
+        </w:tc>
+        <w:tc>
+          <w:tcPr>
+            <w:tcW w:w="0" w:type="auto"/>
+            <w:vAlign w:val="center"/>
+            <w:hideMark/>
+          </w:tcPr>
+          <w:p>
+            <w:pPr>
+              <w:tabs>
+                <w:tab w:val="left" w:pos="5127"/>
+              </w:tabs>
+              <w:rPr>
+                <w:szCs w:val="24"/>
+              </w:rPr>
+            </w:pPr>
+            <w:r>
+              <w:rPr>
+                <w:szCs w:val="24"/>
+              </w:rPr>
+              <w:t>multiple goals</w:t>
+            </w:r>
+          </w:p>
+        </w:tc>
+        <w:tc>
+          <w:tcPr>
+            <w:tcW w:w="0" w:type="auto"/>
+            <w:vAlign w:val="center"/>
+            <w:hideMark/>
+          </w:tcPr>
+          <w:p>
+            <w:pPr>
+              <w:tabs>
+                <w:tab w:val="left" w:pos="5127"/>
+              </w:tabs>
+              <w:rPr>
+                <w:szCs w:val="24"/>
+              </w:rPr>
+            </w:pPr>
+            <w:r>
+              <w:rPr>
+                <w:szCs w:val="24"/>
+              </w:rPr>
+              <w:t>Full build + install</w:t>
+            </w:r>
+          </w:p>
+        </w:tc>
+      </w:tr>
+    </w:tbl>
     <w:p>
       <w:pPr>
         <w:tabs>
@@ -19323,112 +20646,6 @@
           <w:szCs w:val="24"/>
         </w:rPr>
       </w:pPr>
-    </w:p>
-    <w:p>
-      <w:pPr>
-        <w:tabs>
-          <w:tab w:val="left" w:pos="5127"/>
-        </w:tabs>
-        <w:rPr>
-          <w:szCs w:val="24"/>
-        </w:rPr>
-      </w:pPr>
-    </w:p>
-    <w:p>
-      <w:pPr>
-        <w:tabs>
-          <w:tab w:val="left" w:pos="5127"/>
-        </w:tabs>
-        <w:rPr>
-          <w:szCs w:val="24"/>
-        </w:rPr>
-      </w:pPr>
-    </w:p>
-    <w:p>
-      <w:pPr>
-        <w:tabs>
-          <w:tab w:val="left" w:pos="5127"/>
-        </w:tabs>
-        <w:rPr>
-          <w:szCs w:val="24"/>
-        </w:rPr>
-      </w:pPr>
-    </w:p>
-    <w:p>
-      <w:pPr>
-        <w:tabs>
-          <w:tab w:val="left" w:pos="5127"/>
-        </w:tabs>
-        <w:rPr>
-          <w:szCs w:val="24"/>
-        </w:rPr>
-      </w:pPr>
-    </w:p>
-    <w:p>
-      <w:pPr>
-        <w:tabs>
-          <w:tab w:val="left" w:pos="5127"/>
-        </w:tabs>
-        <w:rPr>
-          <w:szCs w:val="24"/>
-        </w:rPr>
-      </w:pPr>
-    </w:p>
-    <w:p>
-      <w:pPr>
-        <w:tabs>
-          <w:tab w:val="left" w:pos="5127"/>
-        </w:tabs>
-        <w:rPr>
-          <w:szCs w:val="24"/>
-        </w:rPr>
-      </w:pPr>
-    </w:p>
-    <w:p>
-      <w:pPr>
-        <w:tabs>
-          <w:tab w:val="left" w:pos="5127"/>
-        </w:tabs>
-        <w:rPr>
-          <w:szCs w:val="24"/>
-        </w:rPr>
-      </w:pPr>
-    </w:p>
-    <w:p>
-      <w:pPr>
-        <w:tabs>
-          <w:tab w:val="left" w:pos="5127"/>
-        </w:tabs>
-        <w:rPr>
-          <w:szCs w:val="24"/>
-        </w:rPr>
-      </w:pPr>
-    </w:p>
-    <w:p>
-      <w:pPr>
-        <w:tabs>
-          <w:tab w:val="left" w:pos="5127"/>
-        </w:tabs>
-        <w:rPr>
-          <w:szCs w:val="24"/>
-        </w:rPr>
-      </w:pPr>
-    </w:p>
-    <w:p>
-      <w:pPr>
-        <w:tabs>
-          <w:tab w:val="left" w:pos="5127"/>
-        </w:tabs>
-        <w:rPr>
-          <w:szCs w:val="24"/>
-        </w:rPr>
-      </w:pPr>
-      <w:r>
-        <w:rPr>
-          <w:szCs w:val="24"/>
-        </w:rPr>
-        <w:t>TestNG – Assert types.</w:t>
-      </w:r>
     </w:p>
     <w:sectPr>
       <w:pgSz w:w="11906" w:h="16838"/>
@@ -19463,7 +20680,7 @@
         <v:path o:extrusionok="f" gradientshapeok="t" o:connecttype="rect"/>
         <o:lock v:ext="edit" aspectratio="t"/>
       </v:shapetype>
-      <v:shape id="_x0000_i1025" type="#_x0000_t75" style="width:11.4pt;height:11.4pt" o:bullet="t">
+      <v:shape id="_x0000_i1025" type="#_x0000_t75" style="width:11.5pt;height:11.5pt" o:bullet="t">
         <v:imagedata r:id="rId1" o:title="msoF1D8"/>
       </v:shape>
     </w:pict>
@@ -23042,6 +24259,7 @@
   <w:style w:type="character" w:default="1" w:styleId="DefaultParagraphFont">
     <w:name w:val="Default Paragraph Font"/>
     <w:uiPriority w:val="1"/>
+    <w:semiHidden/>
     <w:unhideWhenUsed/>
   </w:style>
   <w:style w:type="table" w:default="1" w:styleId="TableNormal">
